--- a/docx/ideation/Brainstorm & Idea Prioritization Template(3).docx
+++ b/docx/ideation/Brainstorm & Idea Prioritization Template(3).docx
@@ -127,10 +127,11 @@
             </w:pPr>
             <w:r>
               <w:rPr>
-                <w:rFonts w:ascii="Calibri" w:hAnsi="Calibri" w:eastAsia="Calibri" w:cs="Calibri"/>
+                <w:rFonts w:hint="default" w:ascii="Calibri" w:hAnsi="Calibri" w:eastAsia="Calibri" w:cs="Calibri"/>
                 <w:rtl w:val="0"/>
+                <w:lang w:val="en-US"/>
               </w:rPr>
-              <w:t>31 January 2025</w:t>
+              <w:t>21 October 2026</w:t>
             </w:r>
           </w:p>
         </w:tc>
@@ -230,9 +231,10 @@
                 <w:rFonts w:ascii="Calibri" w:hAnsi="Calibri" w:eastAsia="Calibri" w:cs="Calibri"/>
               </w:rPr>
             </w:pPr>
+            <w:bookmarkStart w:id="0" w:name="_GoBack"/>
             <w:r>
               <w:rPr>
-                <w:rFonts w:hint="default" w:ascii="Times New Roman" w:hAnsi="Times New Roman" w:eastAsia="sans-serif" w:cs="Times New Roman"/>
+                <w:rFonts w:hint="default" w:ascii="Calibri" w:hAnsi="Calibri" w:eastAsia="sans-serif" w:cs="Calibri"/>
                 <w:b w:val="0"/>
                 <w:bCs w:val="0"/>
                 <w:i w:val="0"/>
@@ -246,6 +248,7 @@
               </w:rPr>
               <w:t>StaffSync - Modern human resource management solution</w:t>
             </w:r>
+            <w:bookmarkEnd w:id="0"/>
           </w:p>
         </w:tc>
       </w:tr>
@@ -541,8 +544,6 @@
         </w:rPr>
         <w:t>Step-2: Brainstorm, Idea Listing and Grouping</w:t>
       </w:r>
-      <w:bookmarkStart w:id="0" w:name="_GoBack"/>
-      <w:bookmarkEnd w:id="0"/>
     </w:p>
     <w:p>
       <w:pPr>
@@ -794,8 +795,8 @@
     <w:pPrDefault/>
   </w:docDefaults>
   <w:latentStyles w:count="260" w:defQFormat="0" w:defUnhideWhenUsed="1" w:defSemiHidden="1" w:defUIPriority="99" w:defLockedState="0">
-    <w:lsdException w:unhideWhenUsed="0" w:uiPriority="0" w:semiHidden="0" w:name="Normal"/>
-    <w:lsdException w:unhideWhenUsed="0" w:uiPriority="0" w:semiHidden="0" w:name="heading 1"/>
+    <w:lsdException w:qFormat="1" w:unhideWhenUsed="0" w:uiPriority="0" w:semiHidden="0" w:name="Normal"/>
+    <w:lsdException w:qFormat="1" w:unhideWhenUsed="0" w:uiPriority="0" w:semiHidden="0" w:name="heading 1"/>
     <w:lsdException w:qFormat="1" w:unhideWhenUsed="0" w:uiPriority="0" w:semiHidden="0" w:name="heading 2"/>
     <w:lsdException w:qFormat="1" w:unhideWhenUsed="0" w:uiPriority="0" w:semiHidden="0" w:name="heading 3"/>
     <w:lsdException w:qFormat="1" w:unhideWhenUsed="0" w:uiPriority="0" w:semiHidden="0" w:name="heading 4"/>
@@ -897,7 +898,7 @@
     <w:lsdException w:unhideWhenUsed="0" w:uiPriority="0" w:semiHidden="0" w:name="HTML Sample"/>
     <w:lsdException w:unhideWhenUsed="0" w:uiPriority="0" w:semiHidden="0" w:name="HTML Typewriter"/>
     <w:lsdException w:unhideWhenUsed="0" w:uiPriority="0" w:semiHidden="0" w:name="HTML Variable"/>
-    <w:lsdException w:unhideWhenUsed="0" w:uiPriority="0" w:name="Normal Table"/>
+    <w:lsdException w:qFormat="1" w:unhideWhenUsed="0" w:uiPriority="0" w:name="Normal Table"/>
     <w:lsdException w:unhideWhenUsed="0" w:uiPriority="0" w:semiHidden="0" w:name="annotation subject"/>
     <w:lsdException w:unhideWhenUsed="0" w:uiPriority="0" w:semiHidden="0" w:name="Table Simple 1"/>
     <w:lsdException w:unhideWhenUsed="0" w:uiPriority="0" w:semiHidden="0" w:name="Table Simple 2"/>
@@ -1045,6 +1046,7 @@
   </w:latentStyles>
   <w:style w:type="paragraph" w:default="1" w:styleId="1">
     <w:name w:val="Normal"/>
+    <w:qFormat/>
     <w:uiPriority w:val="0"/>
     <w:pPr>
       <w:spacing w:line="276" w:lineRule="auto"/>
@@ -1060,6 +1062,7 @@
     <w:name w:val="heading 1"/>
     <w:basedOn w:val="1"/>
     <w:next w:val="1"/>
+    <w:qFormat/>
     <w:uiPriority w:val="0"/>
     <w:pPr>
       <w:keepNext/>
@@ -1171,6 +1174,7 @@
   <w:style w:type="table" w:default="1" w:styleId="9">
     <w:name w:val="Normal Table"/>
     <w:semiHidden/>
+    <w:qFormat/>
     <w:uiPriority w:val="0"/>
     <w:tblPr>
       <w:tblCellMar>
